--- a/report/technical_report.docx
+++ b/report/technical_report.docx
@@ -20,7 +20,7 @@
           <w:b/>
           <w:bCs/>
         </w:rPr>
-        <w:t xml:space="preserve">Group 3 — Samuel Kojo Anafi Antwi, Amponsah Jonathan Boadu, Kumi Kelvin Gyabaah, Obed Ninson</w:t>
+        <w:t xml:space="preserve">Group 3 — Samuel Kojo Anafi Antwi (11164744), Amponsah Jonathan Boadu (11293871), Kumi Kelvin Gyabaah (11012343), Obed Ninson (11238291), Theophilus Owusu-Manu (10985130)</w:t>
       </w:r>
       <w:r>
         <w:t xml:space="preserve"> </w:t>
